--- a/docs/lista_louvores/Textos_Louvores/FIRME ENTÃO MINHA ALMA.docx
+++ b/docs/lista_louvores/Textos_Louvores/FIRME ENTÃO MINHA ALMA.docx
@@ -1,22 +1,12 @@
 
 <file path=word/document.xml><?xml version="1.0" encoding="utf-8"?>
-<w:document xmlns:wpc="http://schemas.microsoft.com/office/word/2010/wordprocessingCanvas" xmlns:cx="http://schemas.microsoft.com/office/drawing/2014/chartex" xmlns:cx1="http://schemas.microsoft.com/office/drawing/2015/9/8/chartex" xmlns:cx2="http://schemas.microsoft.com/office/drawing/2015/10/21/chartex" xmlns:cx3="http://schemas.microsoft.com/office/drawing/2016/5/9/chartex" xmlns:cx4="http://schemas.microsoft.com/office/drawing/2016/5/10/chartex" xmlns:cx5="http://schemas.microsoft.com/office/drawing/2016/5/11/chartex" xmlns:cx6="http://schemas.microsoft.com/office/drawing/2016/5/12/chartex" xmlns:cx7="http://schemas.microsoft.com/office/drawing/2016/5/13/chartex" xmlns:cx8="http://schemas.microsoft.com/office/drawing/2016/5/14/chartex" xmlns:mc="http://schemas.openxmlformats.org/markup-compatibility/2006" xmlns:aink="http://schemas.microsoft.com/office/drawing/2016/ink" xmlns:am3d="http://schemas.microsoft.com/office/drawing/2017/model3d" xmlns:o="urn:schemas-microsoft-com:office:office" xmlns:oel="http://schemas.microsoft.com/office/2019/extlst" xmlns:r="http://schemas.openxmlformats.org/officeDocument/2006/relationships" xmlns:m="http://schemas.openxmlformats.org/officeDocument/2006/math" xmlns:v="urn:schemas-microsoft-com:vml" xmlns:wp14="http://schemas.microsoft.com/office/word/2010/wordprocessingDrawing" xmlns:wp="http://schemas.openxmlformats.org/drawingml/2006/wordprocessingDrawing" xmlns:w10="urn:schemas-microsoft-com:office:word" xmlns:w="http://schemas.openxmlformats.org/wordprocessingml/2006/main" xmlns:w14="http://schemas.microsoft.com/office/word/2010/wordml" xmlns:w15="http://schemas.microsoft.com/office/word/2012/wordml" xmlns:w16cei="http://schemas.microsoft.com/office/word/2026/wordml/cei" xmlns:w16cex="http://schemas.microsoft.com/office/word/2018/wordml/cex" xmlns:w16cid="http://schemas.microsoft.com/office/word/2016/wordml/cid" xmlns:w16="http://schemas.microsoft.com/office/word/2018/wordml" xmlns:w16du="http://schemas.microsoft.com/office/word/2023/wordml/word16du" xmlns:w16sdtdh="http://schemas.microsoft.com/office/word/2020/wordml/sdtdatahash" xmlns:w16sdtfl="http://schemas.microsoft.com/office/word/2024/wordml/sdtformatlock" xmlns:w16se="http://schemas.microsoft.com/office/word/2015/wordml/symex" xmlns:wpg="http://schemas.microsoft.com/office/word/2010/wordprocessingGroup" xmlns:wpi="http://schemas.microsoft.com/office/word/2010/wordprocessingInk" xmlns:wne="http://schemas.microsoft.com/office/word/2006/wordml" xmlns:wps="http://schemas.microsoft.com/office/word/2010/wordprocessingShape" mc:Ignorable="w14 w15 w16se w16cid w16 w16cex w16sdtdh w16sdtfl w16du wp14">
+<w:document xmlns:wpc="http://schemas.microsoft.com/office/word/2010/wordprocessingCanvas" xmlns:cx="http://schemas.microsoft.com/office/drawing/2014/chartex" xmlns:cx1="http://schemas.microsoft.com/office/drawing/2015/9/8/chartex" xmlns:cx2="http://schemas.microsoft.com/office/drawing/2015/10/21/chartex" xmlns:cx3="http://schemas.microsoft.com/office/drawing/2016/5/9/chartex" xmlns:cx4="http://schemas.microsoft.com/office/drawing/2016/5/10/chartex" xmlns:cx5="http://schemas.microsoft.com/office/drawing/2016/5/11/chartex" xmlns:cx6="http://schemas.microsoft.com/office/drawing/2016/5/12/chartex" xmlns:cx7="http://schemas.microsoft.com/office/drawing/2016/5/13/chartex" xmlns:cx8="http://schemas.microsoft.com/office/drawing/2016/5/14/chartex" xmlns:mc="http://schemas.openxmlformats.org/markup-compatibility/2006" xmlns:aink="http://schemas.microsoft.com/office/drawing/2016/ink" xmlns:am3d="http://schemas.microsoft.com/office/drawing/2017/model3d" xmlns:o="urn:schemas-microsoft-com:office:office" xmlns:oel="http://schemas.microsoft.com/office/2019/extlst" xmlns:r="http://schemas.openxmlformats.org/officeDocument/2006/relationships" xmlns:m="http://schemas.openxmlformats.org/officeDocument/2006/math" xmlns:v="urn:schemas-microsoft-com:vml" xmlns:wp14="http://schemas.microsoft.com/office/word/2010/wordprocessingDrawing" xmlns:wp="http://schemas.openxmlformats.org/drawingml/2006/wordprocessingDrawing" xmlns:w10="urn:schemas-microsoft-com:office:word" xmlns:w="http://schemas.openxmlformats.org/wordprocessingml/2006/main" xmlns:w14="http://schemas.microsoft.com/office/word/2010/wordml" xmlns:w15="http://schemas.microsoft.com/office/word/2012/wordml" xmlns:w16cex="http://schemas.microsoft.com/office/word/2018/wordml/cex" xmlns:w16cid="http://schemas.microsoft.com/office/word/2016/wordml/cid" xmlns:w16="http://schemas.microsoft.com/office/word/2018/wordml" xmlns:w16du="http://schemas.microsoft.com/office/word/2023/wordml/word16du" xmlns:w16sdtdh="http://schemas.microsoft.com/office/word/2020/wordml/sdtdatahash" xmlns:w16sdtfl="http://schemas.microsoft.com/office/word/2024/wordml/sdtformatlock" xmlns:w16se="http://schemas.microsoft.com/office/word/2015/wordml/symex" xmlns:wpg="http://schemas.microsoft.com/office/word/2010/wordprocessingGroup" xmlns:wpi="http://schemas.microsoft.com/office/word/2010/wordprocessingInk" xmlns:wne="http://schemas.microsoft.com/office/word/2006/wordml" xmlns:wps="http://schemas.microsoft.com/office/word/2010/wordprocessingShape" mc:Ignorable="w14 w15 w16se w16cid w16 w16cex w16sdtdh w16sdtfl w16du wp14">
   <w:body>
     <w:p>
       <w:pPr>
-        <w:spacing w:before="120"/>
-        <w:rPr>
-          <w:rFonts w:ascii="Times New Roman" w:hAnsi="Times New Roman"/>
-          <w:color w:val="000000"/>
-          <w:u w:val="single"/>
-        </w:rPr>
+        <w:pStyle w:val="Ttulo1"/>
       </w:pPr>
       <w:r>
-        <w:rPr>
-          <w:rFonts w:ascii="Times New Roman" w:hAnsi="Times New Roman"/>
-          <w:color w:val="000000"/>
-          <w:u w:val="single"/>
-        </w:rPr>
         <w:t>FIRME ENTÃO MINH'ALMA</w:t>
       </w:r>
     </w:p>
@@ -35,15 +25,7 @@
           <w:rFonts w:ascii="Times New Roman" w:eastAsia="Arial" w:hAnsi="Times New Roman"/>
           <w:color w:val="000000" w:themeColor="text1"/>
         </w:rPr>
-        <w:t xml:space="preserve">Firme, então, </w:t>
-      </w:r>
-      <w:proofErr w:type="spellStart"/>
-      <w:r>
-        <w:rPr>
-          <w:rFonts w:ascii="Times New Roman" w:eastAsia="Arial" w:hAnsi="Times New Roman"/>
-          <w:color w:val="000000" w:themeColor="text1"/>
-        </w:rPr>
-        <w:t>minh</w:t>
+        <w:t>Firme, então, minh</w:t>
       </w:r>
       <w:r>
         <w:rPr>
@@ -57,15 +39,7 @@
           <w:rFonts w:ascii="Times New Roman" w:eastAsia="Arial" w:hAnsi="Times New Roman"/>
           <w:color w:val="000000" w:themeColor="text1"/>
         </w:rPr>
-        <w:t>lma</w:t>
-      </w:r>
-      <w:proofErr w:type="spellEnd"/>
-      <w:r>
-        <w:rPr>
-          <w:rFonts w:ascii="Times New Roman" w:eastAsia="Arial" w:hAnsi="Times New Roman"/>
-          <w:color w:val="000000" w:themeColor="text1"/>
-        </w:rPr>
-        <w:t xml:space="preserve"> e sem temor</w:t>
+        <w:t>lma e sem temor</w:t>
       </w:r>
       <w:r>
         <w:rPr>
@@ -97,7 +71,6 @@
         <w:autoSpaceDE w:val="0"/>
         <w:autoSpaceDN w:val="0"/>
         <w:adjustRightInd w:val="0"/>
-        <w:spacing w:after="0"/>
         <w:rPr>
           <w:rFonts w:ascii="Times New Roman" w:eastAsia="Arial" w:hAnsi="Times New Roman"/>
           <w:b/>
@@ -151,6 +124,96 @@
         </w:rPr>
         <w:br/>
         <w:t xml:space="preserve">E certo estou de me encontrar </w:t>
+      </w:r>
+      <w:r>
+        <w:rPr>
+          <w:rFonts w:ascii="Times New Roman" w:eastAsia="Arial" w:hAnsi="Times New Roman"/>
+          <w:b/>
+          <w:bCs/>
+          <w:i/>
+          <w:iCs/>
+          <w:color w:val="000000" w:themeColor="text1"/>
+        </w:rPr>
+        <w:br/>
+      </w:r>
+      <w:r>
+        <w:rPr>
+          <w:rFonts w:ascii="Times New Roman" w:eastAsia="Arial" w:hAnsi="Times New Roman"/>
+          <w:b/>
+          <w:bCs/>
+          <w:i/>
+          <w:iCs/>
+          <w:color w:val="000000" w:themeColor="text1"/>
+        </w:rPr>
+        <w:t>N</w:t>
+      </w:r>
+      <w:r>
+        <w:rPr>
+          <w:rFonts w:ascii="Times New Roman" w:eastAsia="Arial" w:hAnsi="Times New Roman"/>
+          <w:b/>
+          <w:bCs/>
+          <w:i/>
+          <w:iCs/>
+          <w:color w:val="000000" w:themeColor="text1"/>
+        </w:rPr>
+        <w:t>os braços Teus</w:t>
+      </w:r>
+      <w:r>
+        <w:rPr>
+          <w:rFonts w:ascii="Times New Roman" w:eastAsia="Arial" w:hAnsi="Times New Roman"/>
+          <w:b/>
+          <w:bCs/>
+          <w:i/>
+          <w:iCs/>
+          <w:color w:val="000000" w:themeColor="text1"/>
+        </w:rPr>
+        <w:br/>
+        <w:t>Dá-me Tua paz</w:t>
+      </w:r>
+      <w:r>
+        <w:rPr>
+          <w:rFonts w:ascii="Times New Roman" w:eastAsia="Arial" w:hAnsi="Times New Roman"/>
+          <w:b/>
+          <w:bCs/>
+          <w:i/>
+          <w:iCs/>
+          <w:color w:val="000000" w:themeColor="text1"/>
+        </w:rPr>
+        <w:br/>
+        <w:t xml:space="preserve">E meu espírito descansará </w:t>
+      </w:r>
+      <w:r>
+        <w:rPr>
+          <w:rFonts w:ascii="Times New Roman" w:eastAsia="Arial" w:hAnsi="Times New Roman"/>
+          <w:b/>
+          <w:bCs/>
+          <w:i/>
+          <w:iCs/>
+          <w:color w:val="000000" w:themeColor="text1"/>
+        </w:rPr>
+        <w:br/>
+      </w:r>
+      <w:r>
+        <w:rPr>
+          <w:rFonts w:ascii="Times New Roman" w:eastAsia="Arial" w:hAnsi="Times New Roman"/>
+          <w:b/>
+          <w:bCs/>
+          <w:i/>
+          <w:iCs/>
+          <w:color w:val="000000" w:themeColor="text1"/>
+        </w:rPr>
+        <w:t>S</w:t>
+      </w:r>
+      <w:r>
+        <w:rPr>
+          <w:rFonts w:ascii="Times New Roman" w:eastAsia="Arial" w:hAnsi="Times New Roman"/>
+          <w:b/>
+          <w:bCs/>
+          <w:i/>
+          <w:iCs/>
+          <w:color w:val="000000" w:themeColor="text1"/>
+        </w:rPr>
+        <w:t>omente em Ti</w:t>
       </w:r>
     </w:p>
     <w:p>
@@ -158,61 +221,55 @@
         <w:autoSpaceDE w:val="0"/>
         <w:autoSpaceDN w:val="0"/>
         <w:adjustRightInd w:val="0"/>
-        <w:spacing w:after="0"/>
-        <w:rPr>
-          <w:rFonts w:ascii="Times New Roman" w:eastAsia="Arial" w:hAnsi="Times New Roman"/>
-          <w:b/>
-          <w:bCs/>
-          <w:i/>
-          <w:iCs/>
+        <w:rPr>
+          <w:rFonts w:ascii="Times New Roman" w:eastAsia="Arial" w:hAnsi="Times New Roman"/>
           <w:color w:val="000000" w:themeColor="text1"/>
         </w:rPr>
       </w:pPr>
       <w:r>
         <w:rPr>
           <w:rFonts w:ascii="Times New Roman" w:eastAsia="Arial" w:hAnsi="Times New Roman"/>
-          <w:b/>
-          <w:bCs/>
-          <w:i/>
-          <w:iCs/>
-          <w:color w:val="000000" w:themeColor="text1"/>
-        </w:rPr>
-        <w:t>N</w:t>
-      </w:r>
-      <w:r>
-        <w:rPr>
-          <w:rFonts w:ascii="Times New Roman" w:eastAsia="Arial" w:hAnsi="Times New Roman"/>
-          <w:b/>
-          <w:bCs/>
-          <w:i/>
-          <w:iCs/>
-          <w:color w:val="000000" w:themeColor="text1"/>
-        </w:rPr>
-        <w:t>os braços Teus</w:t>
-      </w:r>
-      <w:r>
-        <w:rPr>
-          <w:rFonts w:ascii="Times New Roman" w:eastAsia="Arial" w:hAnsi="Times New Roman"/>
-          <w:b/>
-          <w:bCs/>
-          <w:i/>
-          <w:iCs/>
+          <w:color w:val="000000" w:themeColor="text1"/>
+        </w:rPr>
+        <w:t>Firme, então, minh</w:t>
+      </w:r>
+      <w:r>
+        <w:rPr>
+          <w:rFonts w:ascii="Times New Roman" w:eastAsia="Arial" w:hAnsi="Times New Roman"/>
+          <w:color w:val="000000" w:themeColor="text1"/>
+        </w:rPr>
+        <w:t>’</w:t>
+      </w:r>
+      <w:r>
+        <w:rPr>
+          <w:rFonts w:ascii="Times New Roman" w:eastAsia="Arial" w:hAnsi="Times New Roman"/>
+          <w:color w:val="000000" w:themeColor="text1"/>
+        </w:rPr>
+        <w:t>alma, e não se dê</w:t>
+      </w:r>
+      <w:r>
+        <w:rPr>
+          <w:rFonts w:ascii="Times New Roman" w:eastAsia="Arial" w:hAnsi="Times New Roman"/>
           <w:color w:val="000000" w:themeColor="text1"/>
         </w:rPr>
         <w:br/>
-        <w:t>Dá-me Tua paz</w:t>
-      </w:r>
-      <w:r>
-        <w:rPr>
-          <w:rFonts w:ascii="Times New Roman" w:eastAsia="Arial" w:hAnsi="Times New Roman"/>
-          <w:b/>
-          <w:bCs/>
-          <w:i/>
-          <w:iCs/>
+        <w:t>À dor que ainda possa acontecer</w:t>
+      </w:r>
+      <w:r>
+        <w:rPr>
+          <w:rFonts w:ascii="Times New Roman" w:eastAsia="Arial" w:hAnsi="Times New Roman"/>
           <w:color w:val="000000" w:themeColor="text1"/>
         </w:rPr>
         <w:br/>
-        <w:t xml:space="preserve">E meu espírito descansará </w:t>
+        <w:t>Enche de esperança, amor e fé</w:t>
+      </w:r>
+      <w:r>
+        <w:rPr>
+          <w:rFonts w:ascii="Times New Roman" w:eastAsia="Arial" w:hAnsi="Times New Roman"/>
+          <w:color w:val="000000" w:themeColor="text1"/>
+        </w:rPr>
+        <w:br/>
+        <w:t>E a tentação dispõe-te a resistir</w:t>
       </w:r>
     </w:p>
     <w:p>
@@ -220,7 +277,6 @@
         <w:autoSpaceDE w:val="0"/>
         <w:autoSpaceDN w:val="0"/>
         <w:adjustRightInd w:val="0"/>
-        <w:spacing w:after="0"/>
         <w:rPr>
           <w:rFonts w:ascii="Times New Roman" w:eastAsia="Arial" w:hAnsi="Times New Roman"/>
           <w:b/>
@@ -239,18 +295,7 @@
           <w:iCs/>
           <w:color w:val="000000" w:themeColor="text1"/>
         </w:rPr>
-        <w:t>S</w:t>
-      </w:r>
-      <w:r>
-        <w:rPr>
-          <w:rFonts w:ascii="Times New Roman" w:eastAsia="Arial" w:hAnsi="Times New Roman"/>
-          <w:b/>
-          <w:bCs/>
-          <w:i/>
-          <w:iCs/>
-          <w:color w:val="000000" w:themeColor="text1"/>
-        </w:rPr>
-        <w:t>omente em Ti</w:t>
+        <w:t>[REFRÃO]</w:t>
       </w:r>
     </w:p>
     <w:p>
@@ -258,7 +303,6 @@
         <w:autoSpaceDE w:val="0"/>
         <w:autoSpaceDN w:val="0"/>
         <w:adjustRightInd w:val="0"/>
-        <w:spacing w:before="120"/>
         <w:rPr>
           <w:rFonts w:ascii="Times New Roman" w:eastAsia="Arial" w:hAnsi="Times New Roman"/>
           <w:color w:val="000000" w:themeColor="text1"/>
@@ -269,15 +313,7 @@
           <w:rFonts w:ascii="Times New Roman" w:eastAsia="Arial" w:hAnsi="Times New Roman"/>
           <w:color w:val="000000" w:themeColor="text1"/>
         </w:rPr>
-        <w:t xml:space="preserve">Firme, então, </w:t>
-      </w:r>
-      <w:proofErr w:type="spellStart"/>
-      <w:r>
-        <w:rPr>
-          <w:rFonts w:ascii="Times New Roman" w:eastAsia="Arial" w:hAnsi="Times New Roman"/>
-          <w:color w:val="000000" w:themeColor="text1"/>
-        </w:rPr>
-        <w:t>minh</w:t>
+        <w:t>Firme, então, minh</w:t>
       </w:r>
       <w:r>
         <w:rPr>
@@ -291,113 +327,7 @@
           <w:rFonts w:ascii="Times New Roman" w:eastAsia="Arial" w:hAnsi="Times New Roman"/>
           <w:color w:val="000000" w:themeColor="text1"/>
         </w:rPr>
-        <w:t>alma</w:t>
-      </w:r>
-      <w:proofErr w:type="spellEnd"/>
-      <w:r>
-        <w:rPr>
-          <w:rFonts w:ascii="Times New Roman" w:eastAsia="Arial" w:hAnsi="Times New Roman"/>
-          <w:color w:val="000000" w:themeColor="text1"/>
-        </w:rPr>
-        <w:t>, e não se dê</w:t>
-      </w:r>
-      <w:r>
-        <w:rPr>
-          <w:rFonts w:ascii="Times New Roman" w:eastAsia="Arial" w:hAnsi="Times New Roman"/>
-          <w:color w:val="000000" w:themeColor="text1"/>
-        </w:rPr>
-        <w:br/>
-        <w:t>À dor que ainda possa acontecer</w:t>
-      </w:r>
-      <w:r>
-        <w:rPr>
-          <w:rFonts w:ascii="Times New Roman" w:eastAsia="Arial" w:hAnsi="Times New Roman"/>
-          <w:color w:val="000000" w:themeColor="text1"/>
-        </w:rPr>
-        <w:br/>
-        <w:t>Enche de esperança, amor e fé</w:t>
-      </w:r>
-      <w:r>
-        <w:rPr>
-          <w:rFonts w:ascii="Times New Roman" w:eastAsia="Arial" w:hAnsi="Times New Roman"/>
-          <w:color w:val="000000" w:themeColor="text1"/>
-        </w:rPr>
-        <w:br/>
-        <w:t>E a tentação dispõe-te a resistir</w:t>
-      </w:r>
-    </w:p>
-    <w:p>
-      <w:pPr>
-        <w:autoSpaceDE w:val="0"/>
-        <w:autoSpaceDN w:val="0"/>
-        <w:adjustRightInd w:val="0"/>
-        <w:rPr>
-          <w:rFonts w:ascii="Times New Roman" w:eastAsia="Arial" w:hAnsi="Times New Roman"/>
-          <w:b/>
-          <w:bCs/>
-          <w:i/>
-          <w:iCs/>
-          <w:color w:val="000000" w:themeColor="text1"/>
-        </w:rPr>
-      </w:pPr>
-      <w:r>
-        <w:rPr>
-          <w:rFonts w:ascii="Times New Roman" w:eastAsia="Arial" w:hAnsi="Times New Roman"/>
-          <w:b/>
-          <w:bCs/>
-          <w:i/>
-          <w:iCs/>
-          <w:color w:val="000000" w:themeColor="text1"/>
-        </w:rPr>
-        <w:t>[REFRÃO]</w:t>
-      </w:r>
-    </w:p>
-    <w:p>
-      <w:pPr>
-        <w:autoSpaceDE w:val="0"/>
-        <w:autoSpaceDN w:val="0"/>
-        <w:adjustRightInd w:val="0"/>
-        <w:rPr>
-          <w:rFonts w:ascii="Times New Roman" w:eastAsia="Arial" w:hAnsi="Times New Roman"/>
-          <w:color w:val="000000" w:themeColor="text1"/>
-        </w:rPr>
-      </w:pPr>
-      <w:r>
-        <w:rPr>
-          <w:rFonts w:ascii="Times New Roman" w:eastAsia="Arial" w:hAnsi="Times New Roman"/>
-          <w:color w:val="000000" w:themeColor="text1"/>
-        </w:rPr>
-        <w:t xml:space="preserve">Firme, então, </w:t>
-      </w:r>
-      <w:proofErr w:type="spellStart"/>
-      <w:r>
-        <w:rPr>
-          <w:rFonts w:ascii="Times New Roman" w:eastAsia="Arial" w:hAnsi="Times New Roman"/>
-          <w:color w:val="000000" w:themeColor="text1"/>
-        </w:rPr>
-        <w:t>minh</w:t>
-      </w:r>
-      <w:r>
-        <w:rPr>
-          <w:rFonts w:ascii="Times New Roman" w:eastAsia="Arial" w:hAnsi="Times New Roman"/>
-          <w:color w:val="000000" w:themeColor="text1"/>
-        </w:rPr>
-        <w:t>’</w:t>
-      </w:r>
-      <w:r>
-        <w:rPr>
-          <w:rFonts w:ascii="Times New Roman" w:eastAsia="Arial" w:hAnsi="Times New Roman"/>
-          <w:color w:val="000000" w:themeColor="text1"/>
-        </w:rPr>
-        <w:t>alma</w:t>
-      </w:r>
-      <w:proofErr w:type="spellEnd"/>
-      <w:r>
-        <w:rPr>
-          <w:rFonts w:ascii="Times New Roman" w:eastAsia="Arial" w:hAnsi="Times New Roman"/>
-          <w:color w:val="000000" w:themeColor="text1"/>
-        </w:rPr>
-        <w:t xml:space="preserve"> e sem deixar</w:t>
+        <w:t>alma e sem deixar</w:t>
       </w:r>
       <w:r>
         <w:rPr>
@@ -500,7 +430,7 @@
 </file>
 
 <file path=word/numbering.xml><?xml version="1.0" encoding="utf-8"?>
-<w:numbering xmlns:wpc="http://schemas.microsoft.com/office/word/2010/wordprocessingCanvas" xmlns:cx="http://schemas.microsoft.com/office/drawing/2014/chartex" xmlns:cx1="http://schemas.microsoft.com/office/drawing/2015/9/8/chartex" xmlns:cx2="http://schemas.microsoft.com/office/drawing/2015/10/21/chartex" xmlns:cx3="http://schemas.microsoft.com/office/drawing/2016/5/9/chartex" xmlns:cx4="http://schemas.microsoft.com/office/drawing/2016/5/10/chartex" xmlns:cx5="http://schemas.microsoft.com/office/drawing/2016/5/11/chartex" xmlns:cx6="http://schemas.microsoft.com/office/drawing/2016/5/12/chartex" xmlns:cx7="http://schemas.microsoft.com/office/drawing/2016/5/13/chartex" xmlns:cx8="http://schemas.microsoft.com/office/drawing/2016/5/14/chartex" xmlns:mc="http://schemas.openxmlformats.org/markup-compatibility/2006" xmlns:aink="http://schemas.microsoft.com/office/drawing/2016/ink" xmlns:am3d="http://schemas.microsoft.com/office/drawing/2017/model3d" xmlns:o="urn:schemas-microsoft-com:office:office" xmlns:oel="http://schemas.microsoft.com/office/2019/extlst" xmlns:r="http://schemas.openxmlformats.org/officeDocument/2006/relationships" xmlns:m="http://schemas.openxmlformats.org/officeDocument/2006/math" xmlns:v="urn:schemas-microsoft-com:vml" xmlns:wp14="http://schemas.microsoft.com/office/word/2010/wordprocessingDrawing" xmlns:wp="http://schemas.openxmlformats.org/drawingml/2006/wordprocessingDrawing" xmlns:w10="urn:schemas-microsoft-com:office:word" xmlns:w="http://schemas.openxmlformats.org/wordprocessingml/2006/main" xmlns:w14="http://schemas.microsoft.com/office/word/2010/wordml" xmlns:w15="http://schemas.microsoft.com/office/word/2012/wordml" xmlns:w16cei="http://schemas.microsoft.com/office/word/2026/wordml/cei" xmlns:w16cex="http://schemas.microsoft.com/office/word/2018/wordml/cex" xmlns:w16cid="http://schemas.microsoft.com/office/word/2016/wordml/cid" xmlns:w16="http://schemas.microsoft.com/office/word/2018/wordml" xmlns:w16du="http://schemas.microsoft.com/office/word/2023/wordml/word16du" xmlns:w16sdtdh="http://schemas.microsoft.com/office/word/2020/wordml/sdtdatahash" xmlns:w16sdtfl="http://schemas.microsoft.com/office/word/2024/wordml/sdtformatlock" xmlns:w16se="http://schemas.microsoft.com/office/word/2015/wordml/symex" xmlns:wpg="http://schemas.microsoft.com/office/word/2010/wordprocessingGroup" xmlns:wpi="http://schemas.microsoft.com/office/word/2010/wordprocessingInk" xmlns:wne="http://schemas.microsoft.com/office/word/2006/wordml" xmlns:wps="http://schemas.microsoft.com/office/word/2010/wordprocessingShape" mc:Ignorable="w14 w15 w16se w16cid w16 w16cex w16sdtdh w16sdtfl w16du wp14">
+<w:numbering xmlns:wpc="http://schemas.microsoft.com/office/word/2010/wordprocessingCanvas" xmlns:cx="http://schemas.microsoft.com/office/drawing/2014/chartex" xmlns:cx1="http://schemas.microsoft.com/office/drawing/2015/9/8/chartex" xmlns:cx2="http://schemas.microsoft.com/office/drawing/2015/10/21/chartex" xmlns:cx3="http://schemas.microsoft.com/office/drawing/2016/5/9/chartex" xmlns:cx4="http://schemas.microsoft.com/office/drawing/2016/5/10/chartex" xmlns:cx5="http://schemas.microsoft.com/office/drawing/2016/5/11/chartex" xmlns:cx6="http://schemas.microsoft.com/office/drawing/2016/5/12/chartex" xmlns:cx7="http://schemas.microsoft.com/office/drawing/2016/5/13/chartex" xmlns:cx8="http://schemas.microsoft.com/office/drawing/2016/5/14/chartex" xmlns:mc="http://schemas.openxmlformats.org/markup-compatibility/2006" xmlns:aink="http://schemas.microsoft.com/office/drawing/2016/ink" xmlns:am3d="http://schemas.microsoft.com/office/drawing/2017/model3d" xmlns:o="urn:schemas-microsoft-com:office:office" xmlns:oel="http://schemas.microsoft.com/office/2019/extlst" xmlns:r="http://schemas.openxmlformats.org/officeDocument/2006/relationships" xmlns:m="http://schemas.openxmlformats.org/officeDocument/2006/math" xmlns:v="urn:schemas-microsoft-com:vml" xmlns:wp14="http://schemas.microsoft.com/office/word/2010/wordprocessingDrawing" xmlns:wp="http://schemas.openxmlformats.org/drawingml/2006/wordprocessingDrawing" xmlns:w10="urn:schemas-microsoft-com:office:word" xmlns:w="http://schemas.openxmlformats.org/wordprocessingml/2006/main" xmlns:w14="http://schemas.microsoft.com/office/word/2010/wordml" xmlns:w15="http://schemas.microsoft.com/office/word/2012/wordml" xmlns:w16cex="http://schemas.microsoft.com/office/word/2018/wordml/cex" xmlns:w16cid="http://schemas.microsoft.com/office/word/2016/wordml/cid" xmlns:w16="http://schemas.microsoft.com/office/word/2018/wordml" xmlns:w16du="http://schemas.microsoft.com/office/word/2023/wordml/word16du" xmlns:w16sdtdh="http://schemas.microsoft.com/office/word/2020/wordml/sdtdatahash" xmlns:w16sdtfl="http://schemas.microsoft.com/office/word/2024/wordml/sdtformatlock" xmlns:w16se="http://schemas.microsoft.com/office/word/2015/wordml/symex" xmlns:wpg="http://schemas.microsoft.com/office/word/2010/wordprocessingGroup" xmlns:wpi="http://schemas.microsoft.com/office/word/2010/wordprocessingInk" xmlns:wne="http://schemas.microsoft.com/office/word/2006/wordml" xmlns:wps="http://schemas.microsoft.com/office/word/2010/wordprocessingShape" mc:Ignorable="w14 w15 w16se w16cid w16 w16cex w16sdtdh w16sdtfl w16du wp14">
   <w:abstractNum w:abstractNumId="0" w15:restartNumberingAfterBreak="0">
     <w:nsid w:val="205D3C4D"/>
     <w:multiLevelType w:val="hybridMultilevel"/>
